--- a/testakten/robotikrecht-roboterflotte-vellbruck-muenchen/22_versicherer_fragenkatalog.docx
+++ b/testakten/robotikrecht-roboterflotte-vellbruck-muenchen/22_versicherer_fragenkatalog.docx
@@ -37,7 +37,7 @@
         <w:jc w:val="left"/>
       </w:pPr>
       <w:r>
-        <w:t>Dieses Aktenstück betrifft Deckung, Rückrufkosten, Abwehr. Es ist nicht abschließend freigegeben. Die technische Seite spricht in Versionen, Tickets und Parametern; die rechtliche Seite muss daraus Rollen, Zweckbestimmung, Pflichtenkreis und Beweisrisiko bilden.</w:t>
+        <w:t>Dieser Vermerk bereitet die Antworten auf den Fragenkatalog der Donau-Isar Industrieversicherung vom 01.06.2026 vor. Er sichert, dass Deckungsobliegenheiten erfüllt werden, ohne die Verteidigungslinie zu schwächen.</w:t>
       </w:r>
     </w:p>
     <w:p>
@@ -56,13 +56,7 @@
         <w:pStyle w:val="ListBullet"/>
       </w:pPr>
       <w:r>
-        <w:rPr>
-          <w:b/>
-        </w:rPr>
-        <w:t>Deckung:</w:t>
-      </w:r>
-      <w:r>
-        <w:t xml:space="preserve"> Die Akte enthält hierzu widersprüchliche Hinweise. Für die rechtliche Bewertung muss geklärt werden, ob die Aussage aus Vertrag, Anleitung, Produktakte, Marketing, Logdaten oder nachträglicher Krisenkommunikation stammt.</w:t>
+        <w:t>Deckung: In Betracht kommen Produkthaftpflicht, Rückrufkosten- und Cyberdeckung; die Abgrenzung hängt davon ab, ob der Schaden auf Produktfehler, Betreiberänderung oder Schwachstelle zurückgeht.</w:t>
       </w:r>
     </w:p>
     <w:p>
@@ -70,13 +64,7 @@
         <w:pStyle w:val="ListBullet"/>
       </w:pPr>
       <w:r>
-        <w:rPr>
-          <w:b/>
-        </w:rPr>
-        <w:t>Rückrufkosten:</w:t>
-      </w:r>
-      <w:r>
-        <w:t xml:space="preserve"> Die Akte enthält hierzu widersprüchliche Hinweise. Für die rechtliche Bewertung muss geklärt werden, ob die Aussage aus Vertrag, Anleitung, Produktakte, Marketing, Logdaten oder nachträglicher Krisenkommunikation stammt.</w:t>
+        <w:t>Rückrufkosten: Die Rückrufkostendeckung setzt eine dokumentierte Rückrufentscheidung voraus; die mildere Field Action könnte aus der Deckung fallen.</w:t>
       </w:r>
     </w:p>
     <w:p>
@@ -84,13 +72,7 @@
         <w:pStyle w:val="ListBullet"/>
       </w:pPr>
       <w:r>
-        <w:rPr>
-          <w:b/>
-        </w:rPr>
-        <w:t>Abwehr:</w:t>
-      </w:r>
-      <w:r>
-        <w:t xml:space="preserve"> Die Akte enthält hierzu widersprüchliche Hinweise. Für die rechtliche Bewertung muss geklärt werden, ob die Aussage aus Vertrag, Anleitung, Produktakte, Marketing, Logdaten oder nachträglicher Krisenkommunikation stammt.</w:t>
+        <w:t>Abwehr: Für die Abwehr der Ansprüche des Verletzten besteht Deckungszusage dem Grunde nach noch nicht; der Vorbehalt stützt sich auf die fehlenden Wartungsnachweise des Betreibers.</w:t>
       </w:r>
     </w:p>
     <w:p>
@@ -109,7 +91,7 @@
         <w:jc w:val="left"/>
       </w:pPr>
       <w:r>
-        <w:t>Die Unterlage ist bewusst nicht glatt: Vertrieb, Technik, Datenschutz, Qualitätssicherung und Geschäftsführung verwenden nicht immer dieselben Produktnamen. Gerade daraus entsteht das juristische Problem, weil Zweckbestimmung, tatsächliche Nutzung, Werbeaussage und Updatepraxis auseinanderlaufen.</w:t>
+        <w:t>Der Versicherer verlangt Produktakte, Wartungsnachweise, Rückrufentscheidung, Behördenkorrespondenz und eine Darstellung der Betreiberänderungen, bevor er über Deckung für Rückruf- und Abwehrkosten entscheidet.</w:t>
       </w:r>
     </w:p>
     <w:p>
@@ -117,23 +99,7 @@
         <w:jc w:val="left"/>
       </w:pPr>
       <w:r>
-        <w:t>Für die rechtliche Bewertung müssen die technischen Annahmen jeweils mit der Produktakte abgeglichen werden. Eine Risikobeurteilung, die nur den Laborzustand beschreibt, trägt den Pilotbetrieb im Lager oder im Pflegezimmer nicht automatisch.</w:t>
-      </w:r>
-    </w:p>
-    <w:p>
-      <w:pPr>
-        <w:jc w:val="left"/>
-      </w:pPr>
-      <w:r>
-        <w:t>Die Akte enthält mehrere Spuren, die sich gegenseitig widersprechen: Der Betreiber spricht von einem autonomen Flottensystem, die CE-Unterlage von einem assistierten Transportmittel, die Marketingfolien von lernender Umgebungserkennung und die Bedienungsanleitung von festen Sicherheitszonen.</w:t>
-      </w:r>
-    </w:p>
-    <w:p>
-      <w:pPr>
-        <w:jc w:val="left"/>
-      </w:pPr>
-      <w:r>
-        <w:t>Die Kanzlei soll keine finale technische Konformität bescheinigen, sondern entscheiden, welche Unterlagen fehlen, welche Sofortmaßnahmen nötig sind und welche Aussagen gegenüber Behörde, Kunden, Versicherer und Betroffenen vertretbar sind.</w:t>
+        <w:t>Die Produktakte weist die in Aktenstück 12 dokumentierten Lücken auf; eine beschönigende Darstellung gegenüber dem Versicherer wäre eine eigene Obliegenheitsverletzung.</w:t>
       </w:r>
     </w:p>
     <w:p>
@@ -152,10 +118,7 @@
         <w:pStyle w:val="Heading3"/>
       </w:pPr>
       <w:r>
-        <w:rPr>
-          <w:rFonts w:ascii="Times New Roman" w:hAnsi="Times New Roman"/>
-        </w:rPr>
-        <w:t>Punkt 1</w:t>
+        <w:t>Deckung</w:t>
       </w:r>
     </w:p>
     <w:p>
@@ -163,7 +126,15 @@
         <w:jc w:val="left"/>
       </w:pPr>
       <w:r>
-        <w:t>Im Gespräch mit Leonie Rottkamp, Bertram Kiendl und Jasper Rodenwald wurde deutlich, dass die Produktlinie nicht mit einer einzigen rechtlichen Schublade erfasst werden kann. Die Vellbruck Robotics GmbH liefert Hardware, Steuerungssoftware, Cloudfunktionen, Wartung und gelegentlich eine kundenspezifische Parametrisierung. Beim Betreiber Münchner Feinlogistik GmbH wurden Schutzfelder verändert, ohne dass klar ist, ob dies vom Admin-Panel gedeckt oder nur technisch möglich war. Der Pflegepilot im St.-Ludgerus-Klinikum München-Sendling verschärft die Lage, weil dort Sensorik, vulnerable Personen und medizinische Nähe zusammentreffen.</w:t>
+        <w:t>Die Anspruchsmeldung wird dreigleisig formuliert, damit keine Deckung durch Festlegung auf eine Ursache verloren geht; Fristen der Bedingungswerke sind notiert.</w:t>
+      </w:r>
+    </w:p>
+    <w:p>
+      <w:pPr>
+        <w:pStyle w:val="Heading3"/>
+      </w:pPr>
+      <w:r>
+        <w:t>Rückrufkosten</w:t>
       </w:r>
     </w:p>
     <w:p>
@@ -171,7 +142,7 @@
         <w:jc w:val="left"/>
       </w:pPr>
       <w:r>
-        <w:t>Für die anwaltliche Bearbeitung sollte zu diesem Punkt eine Belegspur angelegt werden: Dokument, Version, Datum, Verfasser, technische Quelle, rechtliche Relevanz und offene Rückfrage. Besonders gefährlich sind Formulierungen wie „selbstlernend“, „voll autonom“, „MDR-ready“, „sicher ohne Schutzzaun“ oder „keine personenbezogenen Daten“, wenn die technische Dokumentation das nicht trägt.</w:t>
+        <w:t>Beim Versicherer wird schriftlich angefragt, ob die dokumentierte Field Action der Rückrufentscheidung gleichsteht; die Antwort fließt in die Entscheidung der Geschäftsführung ein.</w:t>
       </w:r>
     </w:p>
     <w:p>
@@ -179,10 +150,7 @@
         <w:pStyle w:val="Heading3"/>
       </w:pPr>
       <w:r>
-        <w:rPr>
-          <w:rFonts w:ascii="Times New Roman" w:hAnsi="Times New Roman"/>
-        </w:rPr>
-        <w:t>Punkt 2</w:t>
+        <w:t>Abwehr</w:t>
       </w:r>
     </w:p>
     <w:p>
@@ -190,150 +158,7 @@
         <w:jc w:val="left"/>
       </w:pPr>
       <w:r>
-        <w:t>Im Gespräch mit Leonie Rottkamp, Bertram Kiendl und Jasper Rodenwald wurde deutlich, dass die Produktlinie nicht mit einer einzigen rechtlichen Schublade erfasst werden kann. Die Vellbruck Robotics GmbH liefert Hardware, Steuerungssoftware, Cloudfunktionen, Wartung und gelegentlich eine kundenspezifische Parametrisierung. Beim Betreiber Münchner Feinlogistik GmbH wurden Schutzfelder verändert, ohne dass klar ist, ob dies vom Admin-Panel gedeckt oder nur technisch möglich war. Der Pflegepilot im St.-Ludgerus-Klinikum München-Sendling verschärft die Lage, weil dort Sensorik, vulnerable Personen und medizinische Nähe zusammentreffen.</w:t>
-      </w:r>
-    </w:p>
-    <w:p>
-      <w:pPr>
-        <w:jc w:val="left"/>
-      </w:pPr>
-      <w:r>
-        <w:t>Für die anwaltliche Bearbeitung sollte zu diesem Punkt eine Belegspur angelegt werden: Dokument, Version, Datum, Verfasser, technische Quelle, rechtliche Relevanz und offene Rückfrage. Besonders gefährlich sind Formulierungen wie „selbstlernend“, „voll autonom“, „MDR-ready“, „sicher ohne Schutzzaun“ oder „keine personenbezogenen Daten“, wenn die technische Dokumentation das nicht trägt.</w:t>
-      </w:r>
-    </w:p>
-    <w:p>
-      <w:pPr>
-        <w:pStyle w:val="Heading3"/>
-      </w:pPr>
-      <w:r>
-        <w:rPr>
-          <w:rFonts w:ascii="Times New Roman" w:hAnsi="Times New Roman"/>
-        </w:rPr>
-        <w:t>Punkt 3</w:t>
-      </w:r>
-    </w:p>
-    <w:p>
-      <w:pPr>
-        <w:jc w:val="left"/>
-      </w:pPr>
-      <w:r>
-        <w:t>Im Gespräch mit Leonie Rottkamp, Bertram Kiendl und Jasper Rodenwald wurde deutlich, dass die Produktlinie nicht mit einer einzigen rechtlichen Schublade erfasst werden kann. Die Vellbruck Robotics GmbH liefert Hardware, Steuerungssoftware, Cloudfunktionen, Wartung und gelegentlich eine kundenspezifische Parametrisierung. Beim Betreiber Münchner Feinlogistik GmbH wurden Schutzfelder verändert, ohne dass klar ist, ob dies vom Admin-Panel gedeckt oder nur technisch möglich war. Der Pflegepilot im St.-Ludgerus-Klinikum München-Sendling verschärft die Lage, weil dort Sensorik, vulnerable Personen und medizinische Nähe zusammentreffen.</w:t>
-      </w:r>
-    </w:p>
-    <w:p>
-      <w:pPr>
-        <w:jc w:val="left"/>
-      </w:pPr>
-      <w:r>
-        <w:t>Für die anwaltliche Bearbeitung sollte zu diesem Punkt eine Belegspur angelegt werden: Dokument, Version, Datum, Verfasser, technische Quelle, rechtliche Relevanz und offene Rückfrage. Besonders gefährlich sind Formulierungen wie „selbstlernend“, „voll autonom“, „MDR-ready“, „sicher ohne Schutzzaun“ oder „keine personenbezogenen Daten“, wenn die technische Dokumentation das nicht trägt.</w:t>
-      </w:r>
-    </w:p>
-    <w:p>
-      <w:pPr>
-        <w:pStyle w:val="Heading3"/>
-      </w:pPr>
-      <w:r>
-        <w:rPr>
-          <w:rFonts w:ascii="Times New Roman" w:hAnsi="Times New Roman"/>
-        </w:rPr>
-        <w:t>Punkt 4</w:t>
-      </w:r>
-    </w:p>
-    <w:p>
-      <w:pPr>
-        <w:jc w:val="left"/>
-      </w:pPr>
-      <w:r>
-        <w:t>Im Gespräch mit Leonie Rottkamp, Bertram Kiendl und Jasper Rodenwald wurde deutlich, dass die Produktlinie nicht mit einer einzigen rechtlichen Schublade erfasst werden kann. Die Vellbruck Robotics GmbH liefert Hardware, Steuerungssoftware, Cloudfunktionen, Wartung und gelegentlich eine kundenspezifische Parametrisierung. Beim Betreiber Münchner Feinlogistik GmbH wurden Schutzfelder verändert, ohne dass klar ist, ob dies vom Admin-Panel gedeckt oder nur technisch möglich war. Der Pflegepilot im St.-Ludgerus-Klinikum München-Sendling verschärft die Lage, weil dort Sensorik, vulnerable Personen und medizinische Nähe zusammentreffen.</w:t>
-      </w:r>
-    </w:p>
-    <w:p>
-      <w:pPr>
-        <w:jc w:val="left"/>
-      </w:pPr>
-      <w:r>
-        <w:t>Für die anwaltliche Bearbeitung sollte zu diesem Punkt eine Belegspur angelegt werden: Dokument, Version, Datum, Verfasser, technische Quelle, rechtliche Relevanz und offene Rückfrage. Besonders gefährlich sind Formulierungen wie „selbstlernend“, „voll autonom“, „MDR-ready“, „sicher ohne Schutzzaun“ oder „keine personenbezogenen Daten“, wenn die technische Dokumentation das nicht trägt.</w:t>
-      </w:r>
-    </w:p>
-    <w:p>
-      <w:pPr>
-        <w:pStyle w:val="Heading3"/>
-      </w:pPr>
-      <w:r>
-        <w:rPr>
-          <w:rFonts w:ascii="Times New Roman" w:hAnsi="Times New Roman"/>
-        </w:rPr>
-        <w:t>Punkt 5</w:t>
-      </w:r>
-    </w:p>
-    <w:p>
-      <w:pPr>
-        <w:jc w:val="left"/>
-      </w:pPr>
-      <w:r>
-        <w:t>Im Gespräch mit Leonie Rottkamp, Bertram Kiendl und Jasper Rodenwald wurde deutlich, dass die Produktlinie nicht mit einer einzigen rechtlichen Schublade erfasst werden kann. Die Vellbruck Robotics GmbH liefert Hardware, Steuerungssoftware, Cloudfunktionen, Wartung und gelegentlich eine kundenspezifische Parametrisierung. Beim Betreiber Münchner Feinlogistik GmbH wurden Schutzfelder verändert, ohne dass klar ist, ob dies vom Admin-Panel gedeckt oder nur technisch möglich war. Der Pflegepilot im St.-Ludgerus-Klinikum München-Sendling verschärft die Lage, weil dort Sensorik, vulnerable Personen und medizinische Nähe zusammentreffen.</w:t>
-      </w:r>
-    </w:p>
-    <w:p>
-      <w:pPr>
-        <w:jc w:val="left"/>
-      </w:pPr>
-      <w:r>
-        <w:t>Für die anwaltliche Bearbeitung sollte zu diesem Punkt eine Belegspur angelegt werden: Dokument, Version, Datum, Verfasser, technische Quelle, rechtliche Relevanz und offene Rückfrage. Besonders gefährlich sind Formulierungen wie „selbstlernend“, „voll autonom“, „MDR-ready“, „sicher ohne Schutzzaun“ oder „keine personenbezogenen Daten“, wenn die technische Dokumentation das nicht trägt.</w:t>
-      </w:r>
-    </w:p>
-    <w:p>
-      <w:pPr>
-        <w:pStyle w:val="Heading3"/>
-      </w:pPr>
-      <w:r>
-        <w:rPr>
-          <w:rFonts w:ascii="Times New Roman" w:hAnsi="Times New Roman"/>
-        </w:rPr>
-        <w:t>Punkt 6</w:t>
-      </w:r>
-    </w:p>
-    <w:p>
-      <w:pPr>
-        <w:jc w:val="left"/>
-      </w:pPr>
-      <w:r>
-        <w:t>Im Gespräch mit Leonie Rottkamp, Bertram Kiendl und Jasper Rodenwald wurde deutlich, dass die Produktlinie nicht mit einer einzigen rechtlichen Schublade erfasst werden kann. Die Vellbruck Robotics GmbH liefert Hardware, Steuerungssoftware, Cloudfunktionen, Wartung und gelegentlich eine kundenspezifische Parametrisierung. Beim Betreiber Münchner Feinlogistik GmbH wurden Schutzfelder verändert, ohne dass klar ist, ob dies vom Admin-Panel gedeckt oder nur technisch möglich war. Der Pflegepilot im St.-Ludgerus-Klinikum München-Sendling verschärft die Lage, weil dort Sensorik, vulnerable Personen und medizinische Nähe zusammentreffen.</w:t>
-      </w:r>
-    </w:p>
-    <w:p>
-      <w:pPr>
-        <w:jc w:val="left"/>
-      </w:pPr>
-      <w:r>
-        <w:t>Für die anwaltliche Bearbeitung sollte zu diesem Punkt eine Belegspur angelegt werden: Dokument, Version, Datum, Verfasser, technische Quelle, rechtliche Relevanz und offene Rückfrage. Besonders gefährlich sind Formulierungen wie „selbstlernend“, „voll autonom“, „MDR-ready“, „sicher ohne Schutzzaun“ oder „keine personenbezogenen Daten“, wenn die technische Dokumentation das nicht trägt.</w:t>
-      </w:r>
-    </w:p>
-    <w:p>
-      <w:pPr>
-        <w:pStyle w:val="Heading3"/>
-      </w:pPr>
-      <w:r>
-        <w:rPr>
-          <w:rFonts w:ascii="Times New Roman" w:hAnsi="Times New Roman"/>
-        </w:rPr>
-        <w:t>Punkt 7</w:t>
-      </w:r>
-    </w:p>
-    <w:p>
-      <w:pPr>
-        <w:jc w:val="left"/>
-      </w:pPr>
-      <w:r>
-        <w:t>Im Gespräch mit Leonie Rottkamp, Bertram Kiendl und Jasper Rodenwald wurde deutlich, dass die Produktlinie nicht mit einer einzigen rechtlichen Schublade erfasst werden kann. Die Vellbruck Robotics GmbH liefert Hardware, Steuerungssoftware, Cloudfunktionen, Wartung und gelegentlich eine kundenspezifische Parametrisierung. Beim Betreiber Münchner Feinlogistik GmbH wurden Schutzfelder verändert, ohne dass klar ist, ob dies vom Admin-Panel gedeckt oder nur technisch möglich war. Der Pflegepilot im St.-Ludgerus-Klinikum München-Sendling verschärft die Lage, weil dort Sensorik, vulnerable Personen und medizinische Nähe zusammentreffen.</w:t>
-      </w:r>
-    </w:p>
-    <w:p>
-      <w:pPr>
-        <w:jc w:val="left"/>
-      </w:pPr>
-      <w:r>
-        <w:t>Für die anwaltliche Bearbeitung sollte zu diesem Punkt eine Belegspur angelegt werden: Dokument, Version, Datum, Verfasser, technische Quelle, rechtliche Relevanz und offene Rückfrage. Besonders gefährlich sind Formulierungen wie „selbstlernend“, „voll autonom“, „MDR-ready“, „sicher ohne Schutzzaun“ oder „keine personenbezogenen Daten“, wenn die technische Dokumentation das nicht trägt.</w:t>
+        <w:t>Dem Versicherer wird dargelegt, dass die Wartungsnachweise beim Betreiber liegen und angefordert sind; die eigene Update-Historie aus VellNet Control wird vollständig vorgelegt.</w:t>
       </w:r>
     </w:p>
     <w:p>
@@ -352,7 +177,7 @@
         <w:pStyle w:val="ListBullet"/>
       </w:pPr>
       <w:r>
-        <w:t>Welche Firmware war am Unfalltag tatsächlich aktiv?</w:t>
+        <w:t>Steht die Field Action der Rückrufentscheidung deckungsrechtlich gleich?</w:t>
       </w:r>
     </w:p>
     <w:p>
@@ -360,7 +185,7 @@
         <w:pStyle w:val="ListBullet"/>
       </w:pPr>
       <w:r>
-        <w:t>Welche Zweckbestimmung steht in der final ausgelieferten Anleitung?</w:t>
+        <w:t>Welche Fristen setzen die Bedingungswerke für die Anspruchsmeldung?</w:t>
       </w:r>
     </w:p>
     <w:p>
@@ -368,23 +193,7 @@
         <w:pStyle w:val="ListBullet"/>
       </w:pPr>
       <w:r>
-        <w:t>Welche Schutzfeldänderungen waren technisch möglich und vertraglich erlaubt?</w:t>
-      </w:r>
-    </w:p>
-    <w:p>
-      <w:pPr>
-        <w:pStyle w:val="ListBullet"/>
-      </w:pPr>
-      <w:r>
-        <w:t>Welche personenbezogenen Daten werden lokal, in der Cloud und in Supporttickets verarbeitet?</w:t>
-      </w:r>
-    </w:p>
-    <w:p>
-      <w:pPr>
-        <w:pStyle w:val="ListBullet"/>
-      </w:pPr>
-      <w:r>
-        <w:t>Welche Aussagen wurden gegenüber Kunden, Behörde und Versicherer bereits gemacht?</w:t>
+        <w:t>Deckt die Cyberpolice die Kosten der VR-884-Behandlung?</w:t>
       </w:r>
     </w:p>
     <w:sectPr>
